--- a/documentos/Entrega1/Projeto Interdisciplinar - Inteligência Artificial/Entrega1_ASA_Agente_Estudante.docx
+++ b/documentos/Entrega1/Projeto Interdisciplinar - Inteligência Artificial/Entrega1_ASA_Agente_Estudante.docx
@@ -6307,7 +6307,7 @@
           <w:szCs w:val="24"/>
           <w:lang w:val="en-US"/>
         </w:rPr>
-        <w:t>4.1 Backlog priorizado para a Entrega 1</w:t>
+        <w:t>4.1 Backlog realizado na Entrega 1</w:t>
       </w:r>
     </w:p>
     <w:tbl>
@@ -6327,7 +6327,7 @@
         <w:gridCol w:w="5000"/>
         <w:gridCol w:w="2100"/>
       </w:tblGrid>
-      <w:tr xmlns:wp14="http://schemas.microsoft.com/office/word/2010/wordml" wp14:textId="77777777">
+      <w:tr>
         <w:trPr>
           <w:cantSplit/>
           <w:tblHeader/>
@@ -6343,34 +6343,7 @@
               <w:right w:w="100" w:type="dxa"/>
             </w:tcMar>
           </w:tcPr>
-          <w:p wp14:textId="77777777">
-            <w:pPr>
-              <w:spacing w:after="40"/>
-            </w:pPr>
-            <w:r>
-              <w:rPr>
-                <w:b/>
-                <w:bCs/>
-                <w:color w:val="FFFFFF"/>
-                <w:sz w:val="20"/>
-                <w:szCs w:val="20"/>
-              </w:rPr>
-              <w:t xml:space="preserve">Item</w:t>
-            </w:r>
-          </w:p>
-        </w:tc>
-        <w:tc>
-          <w:tcPr>
-            <w:tcW w:w="5000" w:type="dxa"/>
-            <w:shd w:val="clear" w:color="auto" w:fill="1B4332"/>
-            <w:tcMar>
-              <w:top w:w="80" w:type="dxa"/>
-              <w:left w:w="100" w:type="dxa"/>
-              <w:bottom w:w="80" w:type="dxa"/>
-              <w:right w:w="100" w:type="dxa"/>
-            </w:tcMar>
-          </w:tcPr>
-          <w:p wp14:textId="77777777">
+          <w:p>
             <w:pPr>
               <w:spacing w:after="40"/>
             </w:pPr>
@@ -6383,13 +6356,13 @@
                 <w:szCs w:val="20"/>
                 <w:lang w:val="en-US"/>
               </w:rPr>
-              <w:t>Descrição</w:t>
-            </w:r>
-          </w:p>
-        </w:tc>
-        <w:tc>
-          <w:tcPr>
-            <w:tcW w:w="2100" w:type="dxa"/>
+              <w:t xml:space="preserve">Item</w:t>
+            </w:r>
+          </w:p>
+        </w:tc>
+        <w:tc>
+          <w:tcPr>
+            <w:tcW w:w="5000" w:type="dxa"/>
             <w:shd w:val="clear" w:color="auto" w:fill="1B4332"/>
             <w:tcMar>
               <w:top w:w="80" w:type="dxa"/>
@@ -6398,7 +6371,7 @@
               <w:right w:w="100" w:type="dxa"/>
             </w:tcMar>
           </w:tcPr>
-          <w:p wp14:textId="77777777">
+          <w:p>
             <w:pPr>
               <w:spacing w:after="40"/>
             </w:pPr>
@@ -6411,12 +6384,40 @@
                 <w:szCs w:val="20"/>
                 <w:lang w:val="en-US"/>
               </w:rPr>
-              <w:t>Responsável</w:t>
+              <w:t xml:space="preserve">Descrição</w:t>
+            </w:r>
+          </w:p>
+        </w:tc>
+        <w:tc>
+          <w:tcPr>
+            <w:tcW w:w="2100" w:type="dxa"/>
+            <w:shd w:val="clear" w:color="auto" w:fill="1B4332"/>
+            <w:tcMar>
+              <w:top w:w="80" w:type="dxa"/>
+              <w:left w:w="100" w:type="dxa"/>
+              <w:bottom w:w="80" w:type="dxa"/>
+              <w:right w:w="100" w:type="dxa"/>
+            </w:tcMar>
+          </w:tcPr>
+          <w:p>
+            <w:pPr>
+              <w:spacing w:after="40"/>
+            </w:pPr>
+            <w:r>
+              <w:rPr>
+                <w:b w:val="1"/>
+                <w:bCs w:val="1"/>
+                <w:color w:val="FFFFFF"/>
+                <w:sz w:val="20"/>
+                <w:szCs w:val="20"/>
+                <w:lang w:val="en-US"/>
+              </w:rPr>
+              <w:t xml:space="preserve">Responsável</w:t>
             </w:r>
           </w:p>
         </w:tc>
       </w:tr>
-      <w:tr xmlns:wp14="http://schemas.microsoft.com/office/word/2010/wordml" wp14:textId="77777777">
+      <w:tr>
         <w:trPr>
           <w:cantSplit/>
         </w:trPr>
@@ -6430,17 +6431,17 @@
               <w:right w:w="100" w:type="dxa"/>
             </w:tcMar>
           </w:tcPr>
-          <w:p wp14:textId="77777777">
-            <w:pPr>
-              <w:spacing w:after="40"/>
-            </w:pPr>
-            <w:r>
-              <w:rPr>
-                <w:sz w:val="20"/>
-                <w:szCs w:val="20"/>
-                <w:lang w:val="en-US"/>
-              </w:rPr>
-              <w:t>Base de conhecimento real (Entrega 2)</w:t>
+          <w:p>
+            <w:pPr>
+              <w:spacing w:after="40"/>
+            </w:pPr>
+            <w:r>
+              <w:rPr>
+                <w:sz w:val="20"/>
+                <w:szCs w:val="20"/>
+                <w:lang w:val="en-US"/>
+              </w:rPr>
+              <w:t xml:space="preserve">Definir problema e valor esperado</w:t>
             </w:r>
           </w:p>
         </w:tc>
@@ -6454,17 +6455,17 @@
               <w:right w:w="100" w:type="dxa"/>
             </w:tcMar>
           </w:tcPr>
-          <w:p wp14:textId="77777777">
-            <w:pPr>
-              <w:spacing w:after="40"/>
-            </w:pPr>
-            <w:r>
-              <w:rPr>
-                <w:sz w:val="20"/>
-                <w:szCs w:val="20"/>
-                <w:lang w:val="en-US"/>
-              </w:rPr>
-              <w:t>Coletar os documentos oficiais do ASA mais aderentes ao Agente para o Estudante, cadastrá-los em documentos_oficiais/documentos_chunks e rodar gerar_embeddings.py, substituindo a base fictícia usada nesta entrega.</w:t>
+          <w:p>
+            <w:pPr>
+              <w:spacing w:after="40"/>
+            </w:pPr>
+            <w:r>
+              <w:rPr>
+                <w:sz w:val="20"/>
+                <w:szCs w:val="20"/>
+                <w:lang w:val="en-US"/>
+              </w:rPr>
+              <w:t xml:space="preserve">Levantamento do problema do ASA, dos usuários e do valor esperado da solução, orientando o escopo do MVP.</w:t>
             </w:r>
           </w:p>
         </w:tc>
@@ -6478,22 +6479,22 @@
               <w:right w:w="100" w:type="dxa"/>
             </w:tcMar>
           </w:tcPr>
-          <w:p wp14:textId="77777777">
-            <w:pPr>
-              <w:spacing w:after="40"/>
-            </w:pPr>
-            <w:r>
-              <w:rPr>
-                <w:sz w:val="20"/>
-                <w:szCs w:val="20"/>
-                <w:lang w:val="en-US"/>
-              </w:rPr>
-              <w:t>A definir com o grupo</w:t>
+          <w:p>
+            <w:pPr>
+              <w:spacing w:after="40"/>
+            </w:pPr>
+            <w:r>
+              <w:rPr>
+                <w:sz w:val="20"/>
+                <w:szCs w:val="20"/>
+                <w:lang w:val="en-US"/>
+              </w:rPr>
+              <w:t xml:space="preserve">VIVIAN KAORI UMAKI</w:t>
             </w:r>
           </w:p>
         </w:tc>
       </w:tr>
-      <w:tr xmlns:wp14="http://schemas.microsoft.com/office/word/2010/wordml" wp14:textId="77777777">
+      <w:tr>
         <w:trPr>
           <w:cantSplit/>
         </w:trPr>
@@ -6508,17 +6509,17 @@
               <w:right w:w="100" w:type="dxa"/>
             </w:tcMar>
           </w:tcPr>
-          <w:p wp14:textId="77777777">
-            <w:pPr>
-              <w:spacing w:after="40"/>
-            </w:pPr>
-            <w:r>
-              <w:rPr>
-                <w:sz w:val="20"/>
-                <w:szCs w:val="20"/>
-                <w:lang w:val="en-US"/>
-              </w:rPr>
-              <w:t>Catálogo de fontes</w:t>
+          <w:p>
+            <w:pPr>
+              <w:spacing w:after="40"/>
+            </w:pPr>
+            <w:r>
+              <w:rPr>
+                <w:sz w:val="20"/>
+                <w:szCs w:val="20"/>
+                <w:lang w:val="en-US"/>
+              </w:rPr>
+              <w:t xml:space="preserve">Levantar requisitos funcionais e não funcionais</w:t>
             </w:r>
           </w:p>
         </w:tc>
@@ -6533,17 +6534,17 @@
               <w:right w:w="100" w:type="dxa"/>
             </w:tcMar>
           </w:tcPr>
-          <w:p wp14:textId="77777777">
-            <w:pPr>
-              <w:spacing w:after="40"/>
-            </w:pPr>
-            <w:r>
-              <w:rPr>
-                <w:sz w:val="20"/>
-                <w:szCs w:val="20"/>
-                <w:lang w:val="en-US"/>
-              </w:rPr>
-              <w:t>Documentar cada fonte usada: origem, data de atualização, escopo.</w:t>
+          <w:p>
+            <w:pPr>
+              <w:spacing w:after="40"/>
+            </w:pPr>
+            <w:r>
+              <w:rPr>
+                <w:sz w:val="20"/>
+                <w:szCs w:val="20"/>
+                <w:lang w:val="en-US"/>
+              </w:rPr>
+              <w:t xml:space="preserve">Definição dos RFs e RNFs do agente selecionado, alinhados ao backlog do edital.</w:t>
             </w:r>
           </w:p>
         </w:tc>
@@ -6558,22 +6559,22 @@
               <w:right w:w="100" w:type="dxa"/>
             </w:tcMar>
           </w:tcPr>
-          <w:p wp14:textId="77777777">
-            <w:pPr>
-              <w:spacing w:after="40"/>
-            </w:pPr>
-            <w:r>
-              <w:rPr>
-                <w:sz w:val="20"/>
-                <w:szCs w:val="20"/>
-                <w:lang w:val="en-US"/>
-              </w:rPr>
-              <w:t>A definir com o grupo</w:t>
+          <w:p>
+            <w:pPr>
+              <w:spacing w:after="40"/>
+            </w:pPr>
+            <w:r>
+              <w:rPr>
+                <w:sz w:val="20"/>
+                <w:szCs w:val="20"/>
+                <w:lang w:val="en-US"/>
+              </w:rPr>
+              <w:t xml:space="preserve">VIVIAN KAORI UMAKI</w:t>
             </w:r>
           </w:p>
         </w:tc>
       </w:tr>
-      <w:tr xmlns:wp14="http://schemas.microsoft.com/office/word/2010/wordml" wp14:textId="77777777">
+      <w:tr>
         <w:trPr>
           <w:cantSplit/>
         </w:trPr>
@@ -6587,16 +6588,17 @@
               <w:right w:w="100" w:type="dxa"/>
             </w:tcMar>
           </w:tcPr>
-          <w:p wp14:textId="77777777">
-            <w:pPr>
-              <w:spacing w:after="40"/>
-            </w:pPr>
-            <w:r>
-              <w:rPr>
-                <w:sz w:val="20"/>
-                <w:szCs w:val="20"/>
-              </w:rPr>
-              <w:t xml:space="preserve">Notebook de Álgebra Linear</w:t>
+          <w:p>
+            <w:pPr>
+              <w:spacing w:after="40"/>
+            </w:pPr>
+            <w:r>
+              <w:rPr>
+                <w:sz w:val="20"/>
+                <w:szCs w:val="20"/>
+                <w:lang w:val="en-US"/>
+              </w:rPr>
+              <w:t xml:space="preserve">Desenhar arquitetura preliminar</w:t>
             </w:r>
           </w:p>
         </w:tc>
@@ -6610,17 +6612,17 @@
               <w:right w:w="100" w:type="dxa"/>
             </w:tcMar>
           </w:tcPr>
-          <w:p wp14:textId="77777777">
-            <w:pPr>
-              <w:spacing w:after="40"/>
-            </w:pPr>
-            <w:r>
-              <w:rPr>
-                <w:sz w:val="20"/>
-                <w:szCs w:val="20"/>
-                <w:lang w:val="en-US"/>
-              </w:rPr>
-              <w:t>Representar dados do projeto como vetores/matrizes e aplicar operações (similaridade, distância).</w:t>
+          <w:p>
+            <w:pPr>
+              <w:spacing w:after="40"/>
+            </w:pPr>
+            <w:r>
+              <w:rPr>
+                <w:sz w:val="20"/>
+                <w:szCs w:val="20"/>
+                <w:lang w:val="en-US"/>
+              </w:rPr>
+              <w:t xml:space="preserve">Desenho da arquitetura web + API + dados + agente + nuvem (Vercel/Supabase).</w:t>
             </w:r>
           </w:p>
         </w:tc>
@@ -6634,22 +6636,22 @@
               <w:right w:w="100" w:type="dxa"/>
             </w:tcMar>
           </w:tcPr>
-          <w:p wp14:textId="77777777">
-            <w:pPr>
-              <w:spacing w:after="40"/>
-            </w:pPr>
-            <w:r>
-              <w:rPr>
-                <w:sz w:val="20"/>
-                <w:szCs w:val="20"/>
-                <w:lang w:val="en-US"/>
-              </w:rPr>
-              <w:t>A definir com o grupo</w:t>
+          <w:p>
+            <w:pPr>
+              <w:spacing w:after="40"/>
+            </w:pPr>
+            <w:r>
+              <w:rPr>
+                <w:sz w:val="20"/>
+                <w:szCs w:val="20"/>
+                <w:lang w:val="en-US"/>
+              </w:rPr>
+              <w:t xml:space="preserve">YANKO LEE</w:t>
             </w:r>
           </w:p>
         </w:tc>
       </w:tr>
-      <w:tr xmlns:wp14="http://schemas.microsoft.com/office/word/2010/wordml" wp14:textId="77777777">
+      <w:tr>
         <w:trPr>
           <w:cantSplit/>
         </w:trPr>
@@ -6664,17 +6666,17 @@
               <w:right w:w="100" w:type="dxa"/>
             </w:tcMar>
           </w:tcPr>
-          <w:p wp14:textId="77777777">
-            <w:pPr>
-              <w:spacing w:after="40"/>
-            </w:pPr>
-            <w:r>
-              <w:rPr>
-                <w:sz w:val="20"/>
-                <w:szCs w:val="20"/>
-                <w:lang w:val="en-US"/>
-              </w:rPr>
-              <w:t>Ambiente e Model Card</w:t>
+          <w:p>
+            <w:pPr>
+              <w:spacing w:after="40"/>
+            </w:pPr>
+            <w:r>
+              <w:rPr>
+                <w:sz w:val="20"/>
+                <w:szCs w:val="20"/>
+                <w:lang w:val="en-US"/>
+              </w:rPr>
+              <w:t xml:space="preserve">Levantar permissões e privacidade</w:t>
             </w:r>
           </w:p>
         </w:tc>
@@ -6689,17 +6691,17 @@
               <w:right w:w="100" w:type="dxa"/>
             </w:tcMar>
           </w:tcPr>
-          <w:p wp14:textId="77777777">
-            <w:pPr>
-              <w:spacing w:after="40"/>
-            </w:pPr>
-            <w:r>
-              <w:rPr>
-                <w:sz w:val="20"/>
-                <w:szCs w:val="20"/>
-                <w:lang w:val="en-US"/>
-              </w:rPr>
-              <w:t>Documentar ambiente Linux/nuvem e escrever a primeira versão do Model Card.</w:t>
+          <w:p>
+            <w:pPr>
+              <w:spacing w:after="40"/>
+            </w:pPr>
+            <w:r>
+              <w:rPr>
+                <w:sz w:val="20"/>
+                <w:szCs w:val="20"/>
+                <w:lang w:val="en-US"/>
+              </w:rPr>
+              <w:t xml:space="preserve">Mapeamento de regras de acesso, LGPD e minimização de dados aplicáveis ao agente.</w:t>
             </w:r>
           </w:p>
         </w:tc>
@@ -6714,22 +6716,22 @@
               <w:right w:w="100" w:type="dxa"/>
             </w:tcMar>
           </w:tcPr>
-          <w:p wp14:textId="77777777">
-            <w:pPr>
-              <w:spacing w:after="40"/>
-            </w:pPr>
-            <w:r>
-              <w:rPr>
-                <w:sz w:val="20"/>
-                <w:szCs w:val="20"/>
-                <w:lang w:val="en-US"/>
-              </w:rPr>
-              <w:t>A definir com o grupo</w:t>
+          <w:p>
+            <w:pPr>
+              <w:spacing w:after="40"/>
+            </w:pPr>
+            <w:r>
+              <w:rPr>
+                <w:sz w:val="20"/>
+                <w:szCs w:val="20"/>
+                <w:lang w:val="en-US"/>
+              </w:rPr>
+              <w:t xml:space="preserve">BRUNO EDUARDO DA SILVA PINHO</w:t>
             </w:r>
           </w:p>
         </w:tc>
       </w:tr>
-      <w:tr xmlns:wp14="http://schemas.microsoft.com/office/word/2010/wordml" wp14:textId="77777777">
+      <w:tr>
         <w:trPr>
           <w:cantSplit/>
         </w:trPr>
@@ -6743,17 +6745,17 @@
               <w:right w:w="100" w:type="dxa"/>
             </w:tcMar>
           </w:tcPr>
-          <w:p wp14:textId="77777777">
-            <w:pPr>
-              <w:spacing w:after="40"/>
-            </w:pPr>
-            <w:r>
-              <w:rPr>
-                <w:sz w:val="20"/>
-                <w:szCs w:val="20"/>
-                <w:lang w:val="en-US"/>
-              </w:rPr>
-              <w:t>Remoção do modo debug</w:t>
+          <w:p>
+            <w:pPr>
+              <w:spacing w:after="40"/>
+            </w:pPr>
+            <w:r>
+              <w:rPr>
+                <w:sz w:val="20"/>
+                <w:szCs w:val="20"/>
+                <w:lang w:val="en-US"/>
+              </w:rPr>
+              <w:t xml:space="preserve">Configurar ambiente do repositório</w:t>
             </w:r>
           </w:p>
         </w:tc>
@@ -6767,17 +6769,17 @@
               <w:right w:w="100" w:type="dxa"/>
             </w:tcMar>
           </w:tcPr>
-          <w:p wp14:textId="77777777">
-            <w:pPr>
-              <w:spacing w:after="40"/>
-            </w:pPr>
-            <w:r>
-              <w:rPr>
-                <w:sz w:val="20"/>
-                <w:szCs w:val="20"/>
-                <w:lang w:val="en-US"/>
-              </w:rPr>
-              <w:t>Substituir as mensagens de erro técnico ([DEBUG] ...) do endpoint /api/perguntar por mensagem amigável ao estudante, registrando o erro real em log para manter a rastreabilidade (RF10).</w:t>
+          <w:p>
+            <w:pPr>
+              <w:spacing w:after="40"/>
+            </w:pPr>
+            <w:r>
+              <w:rPr>
+                <w:sz w:val="20"/>
+                <w:szCs w:val="20"/>
+                <w:lang w:val="en-US"/>
+              </w:rPr>
+              <w:t xml:space="preserve">Setup do repositório no GitHub/GitHub Project, estrutura de pastas e ambiente Linux inicial.</w:t>
             </w:r>
           </w:p>
         </w:tc>
@@ -6791,22 +6793,22 @@
               <w:right w:w="100" w:type="dxa"/>
             </w:tcMar>
           </w:tcPr>
-          <w:p wp14:textId="77777777">
-            <w:pPr>
-              <w:spacing w:after="40"/>
-            </w:pPr>
-            <w:r>
-              <w:rPr>
-                <w:sz w:val="20"/>
-                <w:szCs w:val="20"/>
-                <w:lang w:val="en-US"/>
-              </w:rPr>
-              <w:t>A definir com o grupo</w:t>
+          <w:p>
+            <w:pPr>
+              <w:spacing w:after="40"/>
+            </w:pPr>
+            <w:r>
+              <w:rPr>
+                <w:sz w:val="20"/>
+                <w:szCs w:val="20"/>
+                <w:lang w:val="en-US"/>
+              </w:rPr>
+              <w:t xml:space="preserve">ERIC VICTOR BITTU SILVA</w:t>
             </w:r>
           </w:p>
         </w:tc>
       </w:tr>
-      <w:tr xmlns:wp14="http://schemas.microsoft.com/office/word/2010/wordml" wp14:textId="77777777">
+      <w:tr>
         <w:trPr>
           <w:cantSplit/>
         </w:trPr>
@@ -6821,17 +6823,17 @@
               <w:right w:w="100" w:type="dxa"/>
             </w:tcMar>
           </w:tcPr>
-          <w:p wp14:textId="77777777">
-            <w:pPr>
-              <w:spacing w:after="40"/>
-            </w:pPr>
-            <w:r>
-              <w:rPr>
-                <w:sz w:val="20"/>
-                <w:szCs w:val="20"/>
-                <w:lang w:val="en-US"/>
-              </w:rPr>
-              <w:t>Consolidação do documento</w:t>
+          <w:p>
+            <w:pPr>
+              <w:spacing w:after="40"/>
+            </w:pPr>
+            <w:r>
+              <w:rPr>
+                <w:sz w:val="20"/>
+                <w:szCs w:val="20"/>
+                <w:lang w:val="en-US"/>
+              </w:rPr>
+              <w:t xml:space="preserve">Definir regra de negócio</w:t>
             </w:r>
           </w:p>
         </w:tc>
@@ -6846,17 +6848,17 @@
               <w:right w:w="100" w:type="dxa"/>
             </w:tcMar>
           </w:tcPr>
-          <w:p wp14:textId="77777777">
-            <w:pPr>
-              <w:spacing w:after="40"/>
-            </w:pPr>
-            <w:r>
-              <w:rPr>
-                <w:sz w:val="20"/>
-                <w:szCs w:val="20"/>
-                <w:lang w:val="en-US"/>
-              </w:rPr>
-              <w:t>Reunir todas as seções no documento final da Entrega 1 e publicar no GitHub Project.</w:t>
+          <w:p>
+            <w:pPr>
+              <w:spacing w:after="40"/>
+            </w:pPr>
+            <w:r>
+              <w:rPr>
+                <w:sz w:val="20"/>
+                <w:szCs w:val="20"/>
+                <w:lang w:val="en-US"/>
+              </w:rPr>
+              <w:t xml:space="preserve">Definição das regras que orientam as respostas do agente, como abstenção por baixa confiança e citação obrigatória de fonte.</w:t>
             </w:r>
           </w:p>
         </w:tc>
@@ -6871,17 +6873,879 @@
               <w:right w:w="100" w:type="dxa"/>
             </w:tcMar>
           </w:tcPr>
-          <w:p wp14:textId="77777777">
-            <w:pPr>
-              <w:spacing w:after="40"/>
-            </w:pPr>
-            <w:r>
-              <w:rPr>
-                <w:sz w:val="20"/>
-                <w:szCs w:val="20"/>
-                <w:lang w:val="en-US"/>
-              </w:rPr>
-              <w:t>A definir com o grupo</w:t>
+          <w:p>
+            <w:pPr>
+              <w:spacing w:after="40"/>
+            </w:pPr>
+            <w:r>
+              <w:rPr>
+                <w:sz w:val="20"/>
+                <w:szCs w:val="20"/>
+                <w:lang w:val="en-US"/>
+              </w:rPr>
+              <w:t xml:space="preserve">VIVIAN KAORI UMAKI</w:t>
+            </w:r>
+          </w:p>
+        </w:tc>
+      </w:tr>
+      <w:tr>
+        <w:trPr>
+          <w:cantSplit/>
+        </w:trPr>
+        <w:tc>
+          <w:tcPr>
+            <w:tcW w:w="2600" w:type="dxa"/>
+            <w:tcMar>
+              <w:top w:w="80" w:type="dxa"/>
+              <w:left w:w="100" w:type="dxa"/>
+              <w:bottom w:w="80" w:type="dxa"/>
+              <w:right w:w="100" w:type="dxa"/>
+            </w:tcMar>
+          </w:tcPr>
+          <w:p>
+            <w:pPr>
+              <w:spacing w:after="40"/>
+            </w:pPr>
+            <w:r>
+              <w:rPr>
+                <w:sz w:val="20"/>
+                <w:szCs w:val="20"/>
+                <w:lang w:val="en-US"/>
+              </w:rPr>
+              <w:t xml:space="preserve">Gerar embeddings</w:t>
+            </w:r>
+          </w:p>
+        </w:tc>
+        <w:tc>
+          <w:tcPr>
+            <w:tcW w:w="5000" w:type="dxa"/>
+            <w:tcMar>
+              <w:top w:w="80" w:type="dxa"/>
+              <w:left w:w="100" w:type="dxa"/>
+              <w:bottom w:w="80" w:type="dxa"/>
+              <w:right w:w="100" w:type="dxa"/>
+            </w:tcMar>
+          </w:tcPr>
+          <w:p>
+            <w:pPr>
+              <w:spacing w:after="40"/>
+            </w:pPr>
+            <w:r>
+              <w:rPr>
+                <w:sz w:val="20"/>
+                <w:szCs w:val="20"/>
+                <w:lang w:val="en-US"/>
+              </w:rPr>
+              <w:t xml:space="preserve">Execução do script gerar_embeddings.py para vetorizar os chunks da base de conhecimento.</w:t>
+            </w:r>
+          </w:p>
+        </w:tc>
+        <w:tc>
+          <w:tcPr>
+            <w:tcW w:w="2100" w:type="dxa"/>
+            <w:tcMar>
+              <w:top w:w="80" w:type="dxa"/>
+              <w:left w:w="100" w:type="dxa"/>
+              <w:bottom w:w="80" w:type="dxa"/>
+              <w:right w:w="100" w:type="dxa"/>
+            </w:tcMar>
+          </w:tcPr>
+          <w:p>
+            <w:pPr>
+              <w:spacing w:after="40"/>
+            </w:pPr>
+            <w:r>
+              <w:rPr>
+                <w:sz w:val="20"/>
+                <w:szCs w:val="20"/>
+                <w:lang w:val="en-US"/>
+              </w:rPr>
+              <w:t xml:space="preserve">YANKO LEE</w:t>
+            </w:r>
+          </w:p>
+        </w:tc>
+      </w:tr>
+      <w:tr>
+        <w:trPr>
+          <w:cantSplit/>
+        </w:trPr>
+        <w:tc>
+          <w:tcPr>
+            <w:tcW w:w="2600" w:type="dxa"/>
+            <w:shd w:val="clear" w:color="auto" w:fill="E8F0EA"/>
+            <w:tcMar>
+              <w:top w:w="80" w:type="dxa"/>
+              <w:left w:w="100" w:type="dxa"/>
+              <w:bottom w:w="80" w:type="dxa"/>
+              <w:right w:w="100" w:type="dxa"/>
+            </w:tcMar>
+          </w:tcPr>
+          <w:p>
+            <w:pPr>
+              <w:spacing w:after="40"/>
+            </w:pPr>
+            <w:r>
+              <w:rPr>
+                <w:sz w:val="20"/>
+                <w:szCs w:val="20"/>
+                <w:lang w:val="en-US"/>
+              </w:rPr>
+              <w:t xml:space="preserve">Definir métricas de avaliação</w:t>
+            </w:r>
+          </w:p>
+        </w:tc>
+        <w:tc>
+          <w:tcPr>
+            <w:tcW w:w="5000" w:type="dxa"/>
+            <w:shd w:val="clear" w:color="auto" w:fill="E8F0EA"/>
+            <w:tcMar>
+              <w:top w:w="80" w:type="dxa"/>
+              <w:left w:w="100" w:type="dxa"/>
+              <w:bottom w:w="80" w:type="dxa"/>
+              <w:right w:w="100" w:type="dxa"/>
+            </w:tcMar>
+          </w:tcPr>
+          <w:p>
+            <w:pPr>
+              <w:spacing w:after="40"/>
+            </w:pPr>
+            <w:r>
+              <w:rPr>
+                <w:sz w:val="20"/>
+                <w:szCs w:val="20"/>
+                <w:lang w:val="en-US"/>
+              </w:rPr>
+              <w:t xml:space="preserve">Escolha das métricas de avaliação do agente: cobertura, groundedness, taxa de abstenção correta e tempo de resposta.</w:t>
+            </w:r>
+          </w:p>
+        </w:tc>
+        <w:tc>
+          <w:tcPr>
+            <w:tcW w:w="2100" w:type="dxa"/>
+            <w:shd w:val="clear" w:color="auto" w:fill="E8F0EA"/>
+            <w:tcMar>
+              <w:top w:w="80" w:type="dxa"/>
+              <w:left w:w="100" w:type="dxa"/>
+              <w:bottom w:w="80" w:type="dxa"/>
+              <w:right w:w="100" w:type="dxa"/>
+            </w:tcMar>
+          </w:tcPr>
+          <w:p>
+            <w:pPr>
+              <w:spacing w:after="40"/>
+            </w:pPr>
+            <w:r>
+              <w:rPr>
+                <w:sz w:val="20"/>
+                <w:szCs w:val="20"/>
+                <w:lang w:val="en-US"/>
+              </w:rPr>
+              <w:t xml:space="preserve">VIVIAN KAORI UMAKI</w:t>
+            </w:r>
+          </w:p>
+        </w:tc>
+      </w:tr>
+      <w:tr>
+        <w:trPr>
+          <w:cantSplit/>
+        </w:trPr>
+        <w:tc>
+          <w:tcPr>
+            <w:tcW w:w="2600" w:type="dxa"/>
+            <w:tcMar>
+              <w:top w:w="80" w:type="dxa"/>
+              <w:left w:w="100" w:type="dxa"/>
+              <w:bottom w:w="80" w:type="dxa"/>
+              <w:right w:w="100" w:type="dxa"/>
+            </w:tcMar>
+          </w:tcPr>
+          <w:p>
+            <w:pPr>
+              <w:spacing w:after="40"/>
+            </w:pPr>
+            <w:r>
+              <w:rPr>
+                <w:sz w:val="20"/>
+                <w:szCs w:val="20"/>
+                <w:lang w:val="en-US"/>
+              </w:rPr>
+              <w:t xml:space="preserve">Empacotar API com Docker</w:t>
+            </w:r>
+          </w:p>
+        </w:tc>
+        <w:tc>
+          <w:tcPr>
+            <w:tcW w:w="5000" w:type="dxa"/>
+            <w:tcMar>
+              <w:top w:w="80" w:type="dxa"/>
+              <w:left w:w="100" w:type="dxa"/>
+              <w:bottom w:w="80" w:type="dxa"/>
+              <w:right w:w="100" w:type="dxa"/>
+            </w:tcMar>
+          </w:tcPr>
+          <w:p>
+            <w:pPr>
+              <w:spacing w:after="40"/>
+            </w:pPr>
+            <w:r>
+              <w:rPr>
+                <w:sz w:val="20"/>
+                <w:szCs w:val="20"/>
+                <w:lang w:val="en-US"/>
+              </w:rPr>
+              <w:t xml:space="preserve">Containerização do backend para execução reprodutível em qualquer ambiente.</w:t>
+            </w:r>
+          </w:p>
+        </w:tc>
+        <w:tc>
+          <w:tcPr>
+            <w:tcW w:w="2100" w:type="dxa"/>
+            <w:tcMar>
+              <w:top w:w="80" w:type="dxa"/>
+              <w:left w:w="100" w:type="dxa"/>
+              <w:bottom w:w="80" w:type="dxa"/>
+              <w:right w:w="100" w:type="dxa"/>
+            </w:tcMar>
+          </w:tcPr>
+          <w:p>
+            <w:pPr>
+              <w:spacing w:after="40"/>
+            </w:pPr>
+            <w:r>
+              <w:rPr>
+                <w:sz w:val="20"/>
+                <w:szCs w:val="20"/>
+                <w:lang w:val="en-US"/>
+              </w:rPr>
+              <w:t xml:space="preserve">ERIC VICTOR BITTU SILVA</w:t>
+            </w:r>
+          </w:p>
+        </w:tc>
+      </w:tr>
+      <w:tr>
+        <w:trPr>
+          <w:cantSplit/>
+        </w:trPr>
+        <w:tc>
+          <w:tcPr>
+            <w:tcW w:w="2600" w:type="dxa"/>
+            <w:shd w:val="clear" w:color="auto" w:fill="E8F0EA"/>
+            <w:tcMar>
+              <w:top w:w="80" w:type="dxa"/>
+              <w:left w:w="100" w:type="dxa"/>
+              <w:bottom w:w="80" w:type="dxa"/>
+              <w:right w:w="100" w:type="dxa"/>
+            </w:tcMar>
+          </w:tcPr>
+          <w:p>
+            <w:pPr>
+              <w:spacing w:after="40"/>
+            </w:pPr>
+            <w:r>
+              <w:rPr>
+                <w:sz w:val="20"/>
+                <w:szCs w:val="20"/>
+                <w:lang w:val="en-US"/>
+              </w:rPr>
+              <w:t xml:space="preserve">Banco de dados inicial</w:t>
+            </w:r>
+          </w:p>
+        </w:tc>
+        <w:tc>
+          <w:tcPr>
+            <w:tcW w:w="5000" w:type="dxa"/>
+            <w:shd w:val="clear" w:color="auto" w:fill="E8F0EA"/>
+            <w:tcMar>
+              <w:top w:w="80" w:type="dxa"/>
+              <w:left w:w="100" w:type="dxa"/>
+              <w:bottom w:w="80" w:type="dxa"/>
+              <w:right w:w="100" w:type="dxa"/>
+            </w:tcMar>
+          </w:tcPr>
+          <w:p>
+            <w:pPr>
+              <w:spacing w:after="40"/>
+            </w:pPr>
+            <w:r>
+              <w:rPr>
+                <w:sz w:val="20"/>
+                <w:szCs w:val="20"/>
+                <w:lang w:val="en-US"/>
+              </w:rPr>
+              <w:t xml:space="preserve">Modelagem e criação do schema inicial no Supabase (Postgres + extensão pgvector).</w:t>
+            </w:r>
+          </w:p>
+        </w:tc>
+        <w:tc>
+          <w:tcPr>
+            <w:tcW w:w="2100" w:type="dxa"/>
+            <w:shd w:val="clear" w:color="auto" w:fill="E8F0EA"/>
+            <w:tcMar>
+              <w:top w:w="80" w:type="dxa"/>
+              <w:left w:w="100" w:type="dxa"/>
+              <w:bottom w:w="80" w:type="dxa"/>
+              <w:right w:w="100" w:type="dxa"/>
+            </w:tcMar>
+          </w:tcPr>
+          <w:p>
+            <w:pPr>
+              <w:spacing w:after="40"/>
+            </w:pPr>
+            <w:r>
+              <w:rPr>
+                <w:sz w:val="20"/>
+                <w:szCs w:val="20"/>
+                <w:lang w:val="en-US"/>
+              </w:rPr>
+              <w:t xml:space="preserve">YANKO LEE</w:t>
+            </w:r>
+          </w:p>
+        </w:tc>
+      </w:tr>
+      <w:tr>
+        <w:trPr>
+          <w:cantSplit/>
+        </w:trPr>
+        <w:tc>
+          <w:tcPr>
+            <w:tcW w:w="2600" w:type="dxa"/>
+            <w:tcMar>
+              <w:top w:w="80" w:type="dxa"/>
+              <w:left w:w="100" w:type="dxa"/>
+              <w:bottom w:w="80" w:type="dxa"/>
+              <w:right w:w="100" w:type="dxa"/>
+            </w:tcMar>
+          </w:tcPr>
+          <w:p>
+            <w:pPr>
+              <w:spacing w:after="40"/>
+            </w:pPr>
+            <w:r>
+              <w:rPr>
+                <w:sz w:val="20"/>
+                <w:szCs w:val="20"/>
+                <w:lang w:val="en-US"/>
+              </w:rPr>
+              <w:t xml:space="preserve">API inicial</w:t>
+            </w:r>
+          </w:p>
+        </w:tc>
+        <w:tc>
+          <w:tcPr>
+            <w:tcW w:w="5000" w:type="dxa"/>
+            <w:tcMar>
+              <w:top w:w="80" w:type="dxa"/>
+              <w:left w:w="100" w:type="dxa"/>
+              <w:bottom w:w="80" w:type="dxa"/>
+              <w:right w:w="100" w:type="dxa"/>
+            </w:tcMar>
+          </w:tcPr>
+          <w:p>
+            <w:pPr>
+              <w:spacing w:after="40"/>
+            </w:pPr>
+            <w:r>
+              <w:rPr>
+                <w:sz w:val="20"/>
+                <w:szCs w:val="20"/>
+                <w:lang w:val="en-US"/>
+              </w:rPr>
+              <w:t xml:space="preserve">Implementação inicial do endpoint POST /api/perguntar.</w:t>
+            </w:r>
+          </w:p>
+        </w:tc>
+        <w:tc>
+          <w:tcPr>
+            <w:tcW w:w="2100" w:type="dxa"/>
+            <w:tcMar>
+              <w:top w:w="80" w:type="dxa"/>
+              <w:left w:w="100" w:type="dxa"/>
+              <w:bottom w:w="80" w:type="dxa"/>
+              <w:right w:w="100" w:type="dxa"/>
+            </w:tcMar>
+          </w:tcPr>
+          <w:p>
+            <w:pPr>
+              <w:spacing w:after="40"/>
+            </w:pPr>
+            <w:r>
+              <w:rPr>
+                <w:sz w:val="20"/>
+                <w:szCs w:val="20"/>
+                <w:lang w:val="en-US"/>
+              </w:rPr>
+              <w:t xml:space="preserve">VIVIAN KAORI UMAKI</w:t>
+            </w:r>
+          </w:p>
+        </w:tc>
+      </w:tr>
+      <w:tr>
+        <w:trPr>
+          <w:cantSplit/>
+        </w:trPr>
+        <w:tc>
+          <w:tcPr>
+            <w:tcW w:w="2600" w:type="dxa"/>
+            <w:shd w:val="clear" w:color="auto" w:fill="E8F0EA"/>
+            <w:tcMar>
+              <w:top w:w="80" w:type="dxa"/>
+              <w:left w:w="100" w:type="dxa"/>
+              <w:bottom w:w="80" w:type="dxa"/>
+              <w:right w:w="100" w:type="dxa"/>
+            </w:tcMar>
+          </w:tcPr>
+          <w:p>
+            <w:pPr>
+              <w:spacing w:after="40"/>
+            </w:pPr>
+            <w:r>
+              <w:rPr>
+                <w:sz w:val="20"/>
+                <w:szCs w:val="20"/>
+                <w:lang w:val="en-US"/>
+              </w:rPr>
+              <w:t xml:space="preserve">Primeira versão executável</w:t>
+            </w:r>
+          </w:p>
+        </w:tc>
+        <w:tc>
+          <w:tcPr>
+            <w:tcW w:w="5000" w:type="dxa"/>
+            <w:shd w:val="clear" w:color="auto" w:fill="E8F0EA"/>
+            <w:tcMar>
+              <w:top w:w="80" w:type="dxa"/>
+              <w:left w:w="100" w:type="dxa"/>
+              <w:bottom w:w="80" w:type="dxa"/>
+              <w:right w:w="100" w:type="dxa"/>
+            </w:tcMar>
+          </w:tcPr>
+          <w:p>
+            <w:pPr>
+              <w:spacing w:after="40"/>
+            </w:pPr>
+            <w:r>
+              <w:rPr>
+                <w:sz w:val="20"/>
+                <w:szCs w:val="20"/>
+                <w:lang w:val="en-US"/>
+              </w:rPr>
+              <w:t xml:space="preserve">Integração de ponta a ponta funcionando localmente: interface, API e base de conhecimento.</w:t>
+            </w:r>
+          </w:p>
+        </w:tc>
+        <w:tc>
+          <w:tcPr>
+            <w:tcW w:w="2100" w:type="dxa"/>
+            <w:shd w:val="clear" w:color="auto" w:fill="E8F0EA"/>
+            <w:tcMar>
+              <w:top w:w="80" w:type="dxa"/>
+              <w:left w:w="100" w:type="dxa"/>
+              <w:bottom w:w="80" w:type="dxa"/>
+              <w:right w:w="100" w:type="dxa"/>
+            </w:tcMar>
+          </w:tcPr>
+          <w:p>
+            <w:pPr>
+              <w:spacing w:after="40"/>
+            </w:pPr>
+            <w:r>
+              <w:rPr>
+                <w:sz w:val="20"/>
+                <w:szCs w:val="20"/>
+                <w:lang w:val="en-US"/>
+              </w:rPr>
+              <w:t xml:space="preserve">ERIC VICTOR BITTU SILVA</w:t>
+            </w:r>
+          </w:p>
+        </w:tc>
+      </w:tr>
+      <w:tr>
+        <w:trPr>
+          <w:cantSplit/>
+        </w:trPr>
+        <w:tc>
+          <w:tcPr>
+            <w:tcW w:w="2600" w:type="dxa"/>
+            <w:tcMar>
+              <w:top w:w="80" w:type="dxa"/>
+              <w:left w:w="100" w:type="dxa"/>
+              <w:bottom w:w="80" w:type="dxa"/>
+              <w:right w:w="100" w:type="dxa"/>
+            </w:tcMar>
+          </w:tcPr>
+          <w:p>
+            <w:pPr>
+              <w:spacing w:after="40"/>
+            </w:pPr>
+            <w:r>
+              <w:rPr>
+                <w:sz w:val="20"/>
+                <w:szCs w:val="20"/>
+                <w:lang w:val="en-US"/>
+              </w:rPr>
+              <w:t xml:space="preserve">Relatório técnico</w:t>
+            </w:r>
+          </w:p>
+        </w:tc>
+        <w:tc>
+          <w:tcPr>
+            <w:tcW w:w="5000" w:type="dxa"/>
+            <w:tcMar>
+              <w:top w:w="80" w:type="dxa"/>
+              <w:left w:w="100" w:type="dxa"/>
+              <w:bottom w:w="80" w:type="dxa"/>
+              <w:right w:w="100" w:type="dxa"/>
+            </w:tcMar>
+          </w:tcPr>
+          <w:p>
+            <w:pPr>
+              <w:spacing w:after="40"/>
+            </w:pPr>
+            <w:r>
+              <w:rPr>
+                <w:sz w:val="20"/>
+                <w:szCs w:val="20"/>
+                <w:lang w:val="en-US"/>
+              </w:rPr>
+              <w:t xml:space="preserve">Redação do relatório técnico e consolidação da documentação da Entrega 1.</w:t>
+            </w:r>
+          </w:p>
+        </w:tc>
+        <w:tc>
+          <w:tcPr>
+            <w:tcW w:w="2100" w:type="dxa"/>
+            <w:tcMar>
+              <w:top w:w="80" w:type="dxa"/>
+              <w:left w:w="100" w:type="dxa"/>
+              <w:bottom w:w="80" w:type="dxa"/>
+              <w:right w:w="100" w:type="dxa"/>
+            </w:tcMar>
+          </w:tcPr>
+          <w:p>
+            <w:pPr>
+              <w:spacing w:after="40"/>
+            </w:pPr>
+            <w:r>
+              <w:rPr>
+                <w:sz w:val="20"/>
+                <w:szCs w:val="20"/>
+                <w:lang w:val="en-US"/>
+              </w:rPr>
+              <w:t xml:space="preserve">ERIC VICTOR BITTU SILVA</w:t>
+            </w:r>
+          </w:p>
+        </w:tc>
+      </w:tr>
+      <w:tr>
+        <w:trPr>
+          <w:cantSplit/>
+        </w:trPr>
+        <w:tc>
+          <w:tcPr>
+            <w:tcW w:w="2600" w:type="dxa"/>
+            <w:shd w:val="clear" w:color="auto" w:fill="E8F0EA"/>
+            <w:tcMar>
+              <w:top w:w="80" w:type="dxa"/>
+              <w:left w:w="100" w:type="dxa"/>
+              <w:bottom w:w="80" w:type="dxa"/>
+              <w:right w:w="100" w:type="dxa"/>
+            </w:tcMar>
+          </w:tcPr>
+          <w:p>
+            <w:pPr>
+              <w:spacing w:after="40"/>
+            </w:pPr>
+            <w:r>
+              <w:rPr>
+                <w:sz w:val="20"/>
+                <w:szCs w:val="20"/>
+                <w:lang w:val="en-US"/>
+              </w:rPr>
+              <w:t xml:space="preserve">Configurar logs e métricas iniciais</w:t>
+            </w:r>
+          </w:p>
+        </w:tc>
+        <w:tc>
+          <w:tcPr>
+            <w:tcW w:w="5000" w:type="dxa"/>
+            <w:shd w:val="clear" w:color="auto" w:fill="E8F0EA"/>
+            <w:tcMar>
+              <w:top w:w="80" w:type="dxa"/>
+              <w:left w:w="100" w:type="dxa"/>
+              <w:bottom w:w="80" w:type="dxa"/>
+              <w:right w:w="100" w:type="dxa"/>
+            </w:tcMar>
+          </w:tcPr>
+          <w:p>
+            <w:pPr>
+              <w:spacing w:after="40"/>
+            </w:pPr>
+            <w:r>
+              <w:rPr>
+                <w:sz w:val="20"/>
+                <w:szCs w:val="20"/>
+                <w:lang w:val="en-US"/>
+              </w:rPr>
+              <w:t xml:space="preserve">Implementação de logging básico e das primeiras métricas de uso e desempenho do serviço.</w:t>
+            </w:r>
+          </w:p>
+        </w:tc>
+        <w:tc>
+          <w:tcPr>
+            <w:tcW w:w="2100" w:type="dxa"/>
+            <w:shd w:val="clear" w:color="auto" w:fill="E8F0EA"/>
+            <w:tcMar>
+              <w:top w:w="80" w:type="dxa"/>
+              <w:left w:w="100" w:type="dxa"/>
+              <w:bottom w:w="80" w:type="dxa"/>
+              <w:right w:w="100" w:type="dxa"/>
+            </w:tcMar>
+          </w:tcPr>
+          <w:p>
+            <w:pPr>
+              <w:spacing w:after="40"/>
+            </w:pPr>
+            <w:r>
+              <w:rPr>
+                <w:sz w:val="20"/>
+                <w:szCs w:val="20"/>
+                <w:lang w:val="en-US"/>
+              </w:rPr>
+              <w:t xml:space="preserve">BRUNO EDUARDO DA SILVA PINHO</w:t>
+            </w:r>
+          </w:p>
+        </w:tc>
+      </w:tr>
+      <w:tr>
+        <w:trPr>
+          <w:cantSplit/>
+        </w:trPr>
+        <w:tc>
+          <w:tcPr>
+            <w:tcW w:w="2600" w:type="dxa"/>
+            <w:tcMar>
+              <w:top w:w="80" w:type="dxa"/>
+              <w:left w:w="100" w:type="dxa"/>
+              <w:bottom w:w="80" w:type="dxa"/>
+              <w:right w:w="100" w:type="dxa"/>
+            </w:tcMar>
+          </w:tcPr>
+          <w:p>
+            <w:pPr>
+              <w:spacing w:after="40"/>
+            </w:pPr>
+            <w:r>
+              <w:rPr>
+                <w:sz w:val="20"/>
+                <w:szCs w:val="20"/>
+                <w:lang w:val="en-US"/>
+              </w:rPr>
+              <w:t xml:space="preserve">Gestão de segredos</w:t>
+            </w:r>
+          </w:p>
+        </w:tc>
+        <w:tc>
+          <w:tcPr>
+            <w:tcW w:w="5000" w:type="dxa"/>
+            <w:tcMar>
+              <w:top w:w="80" w:type="dxa"/>
+              <w:left w:w="100" w:type="dxa"/>
+              <w:bottom w:w="80" w:type="dxa"/>
+              <w:right w:w="100" w:type="dxa"/>
+            </w:tcMar>
+          </w:tcPr>
+          <w:p>
+            <w:pPr>
+              <w:spacing w:after="40"/>
+            </w:pPr>
+            <w:r>
+              <w:rPr>
+                <w:sz w:val="20"/>
+                <w:szCs w:val="20"/>
+                <w:lang w:val="en-US"/>
+              </w:rPr>
+              <w:t xml:space="preserve">Definição e aplicação da política de variáveis de ambiente e credenciais (.env, .gitignore).</w:t>
+            </w:r>
+          </w:p>
+        </w:tc>
+        <w:tc>
+          <w:tcPr>
+            <w:tcW w:w="2100" w:type="dxa"/>
+            <w:tcMar>
+              <w:top w:w="80" w:type="dxa"/>
+              <w:left w:w="100" w:type="dxa"/>
+              <w:bottom w:w="80" w:type="dxa"/>
+              <w:right w:w="100" w:type="dxa"/>
+            </w:tcMar>
+          </w:tcPr>
+          <w:p>
+            <w:pPr>
+              <w:spacing w:after="40"/>
+            </w:pPr>
+            <w:r>
+              <w:rPr>
+                <w:sz w:val="20"/>
+                <w:szCs w:val="20"/>
+                <w:lang w:val="en-US"/>
+              </w:rPr>
+              <w:t xml:space="preserve">BRUNO EDUARDO DA SILVA PINHO</w:t>
+            </w:r>
+          </w:p>
+        </w:tc>
+      </w:tr>
+      <w:tr>
+        <w:trPr>
+          <w:cantSplit/>
+        </w:trPr>
+        <w:tc>
+          <w:tcPr>
+            <w:tcW w:w="2600" w:type="dxa"/>
+            <w:shd w:val="clear" w:color="auto" w:fill="E8F0EA"/>
+            <w:tcMar>
+              <w:top w:w="80" w:type="dxa"/>
+              <w:left w:w="100" w:type="dxa"/>
+              <w:bottom w:w="80" w:type="dxa"/>
+              <w:right w:w="100" w:type="dxa"/>
+            </w:tcMar>
+          </w:tcPr>
+          <w:p>
+            <w:pPr>
+              <w:spacing w:after="40"/>
+            </w:pPr>
+            <w:r>
+              <w:rPr>
+                <w:sz w:val="20"/>
+                <w:szCs w:val="20"/>
+                <w:lang w:val="en-US"/>
+              </w:rPr>
+              <w:t xml:space="preserve">Definir usuários e personas</w:t>
+            </w:r>
+          </w:p>
+        </w:tc>
+        <w:tc>
+          <w:tcPr>
+            <w:tcW w:w="5000" w:type="dxa"/>
+            <w:shd w:val="clear" w:color="auto" w:fill="E8F0EA"/>
+            <w:tcMar>
+              <w:top w:w="80" w:type="dxa"/>
+              <w:left w:w="100" w:type="dxa"/>
+              <w:bottom w:w="80" w:type="dxa"/>
+              <w:right w:w="100" w:type="dxa"/>
+            </w:tcMar>
+          </w:tcPr>
+          <w:p>
+            <w:pPr>
+              <w:spacing w:after="40"/>
+            </w:pPr>
+            <w:r>
+              <w:rPr>
+                <w:sz w:val="20"/>
+                <w:szCs w:val="20"/>
+                <w:lang w:val="en-US"/>
+              </w:rPr>
+              <w:t xml:space="preserve">Mapeamento dos perfis de usuário (estudante, atendente do ASA, administrador) e suas necessidades.</w:t>
+            </w:r>
+          </w:p>
+        </w:tc>
+        <w:tc>
+          <w:tcPr>
+            <w:tcW w:w="2100" w:type="dxa"/>
+            <w:shd w:val="clear" w:color="auto" w:fill="E8F0EA"/>
+            <w:tcMar>
+              <w:top w:w="80" w:type="dxa"/>
+              <w:left w:w="100" w:type="dxa"/>
+              <w:bottom w:w="80" w:type="dxa"/>
+              <w:right w:w="100" w:type="dxa"/>
+            </w:tcMar>
+          </w:tcPr>
+          <w:p>
+            <w:pPr>
+              <w:spacing w:after="40"/>
+            </w:pPr>
+            <w:r>
+              <w:rPr>
+                <w:sz w:val="20"/>
+                <w:szCs w:val="20"/>
+                <w:lang w:val="en-US"/>
+              </w:rPr>
+              <w:t xml:space="preserve">BRUNO EDUARDO DA SILVA PINHO</w:t>
+            </w:r>
+          </w:p>
+        </w:tc>
+      </w:tr>
+      <w:tr>
+        <w:trPr>
+          <w:cantSplit/>
+        </w:trPr>
+        <w:tc>
+          <w:tcPr>
+            <w:tcW w:w="2600" w:type="dxa"/>
+            <w:tcMar>
+              <w:top w:w="80" w:type="dxa"/>
+              <w:left w:w="100" w:type="dxa"/>
+              <w:bottom w:w="80" w:type="dxa"/>
+              <w:right w:w="100" w:type="dxa"/>
+            </w:tcMar>
+          </w:tcPr>
+          <w:p>
+            <w:pPr>
+              <w:spacing w:after="40"/>
+            </w:pPr>
+            <w:r>
+              <w:rPr>
+                <w:sz w:val="20"/>
+                <w:szCs w:val="20"/>
+                <w:lang w:val="en-US"/>
+              </w:rPr>
+              <w:t xml:space="preserve">Implementar busca vetorial</w:t>
+            </w:r>
+          </w:p>
+        </w:tc>
+        <w:tc>
+          <w:tcPr>
+            <w:tcW w:w="5000" w:type="dxa"/>
+            <w:tcMar>
+              <w:top w:w="80" w:type="dxa"/>
+              <w:left w:w="100" w:type="dxa"/>
+              <w:bottom w:w="80" w:type="dxa"/>
+              <w:right w:w="100" w:type="dxa"/>
+            </w:tcMar>
+          </w:tcPr>
+          <w:p>
+            <w:pPr>
+              <w:spacing w:after="40"/>
+            </w:pPr>
+            <w:r>
+              <w:rPr>
+                <w:sz w:val="20"/>
+                <w:szCs w:val="20"/>
+                <w:lang w:val="en-US"/>
+              </w:rPr>
+              <w:t xml:space="preserve">Implementação da função de busca semântica (buscar_chunks_similares) via pgvector.</w:t>
+            </w:r>
+          </w:p>
+        </w:tc>
+        <w:tc>
+          <w:tcPr>
+            <w:tcW w:w="2100" w:type="dxa"/>
+            <w:tcMar>
+              <w:top w:w="80" w:type="dxa"/>
+              <w:left w:w="100" w:type="dxa"/>
+              <w:bottom w:w="80" w:type="dxa"/>
+              <w:right w:w="100" w:type="dxa"/>
+            </w:tcMar>
+          </w:tcPr>
+          <w:p>
+            <w:pPr>
+              <w:spacing w:after="40"/>
+            </w:pPr>
+            <w:r>
+              <w:rPr>
+                <w:sz w:val="20"/>
+                <w:szCs w:val="20"/>
+                <w:lang w:val="en-US"/>
+              </w:rPr>
+              <w:t xml:space="preserve">YANKO LEE</w:t>
             </w:r>
           </w:p>
         </w:tc>
@@ -6897,7 +7761,7 @@
           <w:szCs w:val="22"/>
           <w:lang w:val="en-US"/>
         </w:rPr>
-        <w:t>Observação: a coluna Responsável será preenchida pelo grupo na reunião de divisão de tarefas, conforme afinidade técnica de cada integrante.</w:t>
+        <w:t>Observação: os itens acima refletem o trabalho efetivamente realizado até a Entrega 1, com o responsável principal de cada frente.</w:t>
       </w:r>
     </w:p>
     <w:p xmlns:wp14="http://schemas.microsoft.com/office/word/2010/wordml" wp14:textId="77777777">
